--- a/docs/export/Roadmap.docx
+++ b/docs/export/Roadmap.docx
@@ -31,7 +31,6 @@
     <w:tbl>
       <w:tblPr>
         <w:tblW w:type="auto" w:w="0"/>
-        <w:tblLayout w:type="autofit"/>
         <w:tblLook w:firstColumn="1" w:firstRow="1" w:lastColumn="0" w:lastRow="0" w:noHBand="0" w:noVBand="1" w:val="04A0"/>
       </w:tblPr>
       <w:tblGrid>
@@ -135,7 +134,7 @@
           </w:tcPr>
           <w:p>
             <w:r>
-              <w:t>V1.0.0</w:t>
+              <w:t>V1.0.1</w:t>
             </w:r>
           </w:p>
         </w:tc>
@@ -241,12 +240,12 @@
     </w:p>
     <w:p>
       <w:r>
-        <w:t>当前生产版本：V1.0.0 Production Foundation</w:t>
+        <w:t>当前生产版本：V1.0.1 Workspace V2</w:t>
       </w:r>
     </w:p>
     <w:p>
       <w:r>
-        <w:t>完成度：80%</w:t>
+        <w:t>完成度：85%</w:t>
       </w:r>
     </w:p>
     <w:p>
@@ -312,6 +311,22 @@
     </w:p>
     <w:p>
       <w:pPr>
+        <w:pStyle w:val="ListBullet"/>
+      </w:pPr>
+      <w:r>
+        <w:t>Wilson AI Lab Workspace V2 初始化。</w:t>
+      </w:r>
+    </w:p>
+    <w:p>
+      <w:pPr>
+        <w:pStyle w:val="ListBullet"/>
+      </w:pPr>
+      <w:r>
+        <w:t>Fiona 本地仓库迁移到统一 Workspace。</w:t>
+      </w:r>
+    </w:p>
+    <w:p>
+      <w:pPr>
         <w:pStyle w:val="Heading2"/>
       </w:pPr>
       <w:r>
@@ -345,6 +360,14 @@
       </w:pPr>
       <w:r>
         <w:t>日志和配置可维护性。</w:t>
+      </w:r>
+    </w:p>
+    <w:p>
+      <w:pPr>
+        <w:pStyle w:val="ListBullet"/>
+      </w:pPr>
+      <w:r>
+        <w:t>Workspace 统一管理。</w:t>
       </w:r>
     </w:p>
     <w:p>
